--- a/docs/экология_2025/Письмо_Минприроды_рус.docx
+++ b/docs/экология_2025/Письмо_Минприроды_рус.docx
@@ -927,7 +927,87 @@
           <w:sz w:val="24"/>
           <w:szCs w:val="24"/>
         </w:rPr>
-        <w:t>) Таласского регионального управления Министерства природных ресурсов, экологии и технического надзора Кыргызской Республики и в соответствии со статьёй 15 Закона Кыргызской Республики «Об охране окружающей среды» от 16 июня 1999 года № 53, а также постановлением Правительства КР от 19 сентября 2011 года № 559, направляем первичные данные об охране окружающей среды за период с 01.01.2025 по 31.12.2025 года.</w:t>
+        <w:t xml:space="preserve">) Таласского регионального управления Министерства природных ресурсов, экологии и технического надзора Кыргызской Республики и в соответствии со статьёй 15 Закона Кыргызской Республики «Об охране окружающей среды» от 16 июня 1999 года № 53, а также постановлением Правительства КР от 19 сентября 2011 года № 559, направляем первичные данные об охране окружающей среды за период с </w:t>
+      </w:r>
+      <w:r>
+        <w:rPr>
+          <w:color w:val="auto"/>
+          <w:sz w:val="24"/>
+          <w:szCs w:val="24"/>
+        </w:rPr>
+        <w:t>19</w:t>
+      </w:r>
+      <w:r>
+        <w:rPr>
+          <w:color w:val="auto"/>
+          <w:sz w:val="24"/>
+          <w:szCs w:val="24"/>
+        </w:rPr>
+        <w:t>.0</w:t>
+      </w:r>
+      <w:r>
+        <w:rPr>
+          <w:color w:val="auto"/>
+          <w:sz w:val="24"/>
+          <w:szCs w:val="24"/>
+        </w:rPr>
+        <w:t>3</w:t>
+      </w:r>
+      <w:r>
+        <w:rPr>
+          <w:color w:val="auto"/>
+          <w:sz w:val="24"/>
+          <w:szCs w:val="24"/>
+        </w:rPr>
+        <w:t>.202</w:t>
+      </w:r>
+      <w:r>
+        <w:rPr>
+          <w:color w:val="auto"/>
+          <w:sz w:val="24"/>
+          <w:szCs w:val="24"/>
+        </w:rPr>
+        <w:t>6</w:t>
+      </w:r>
+      <w:r>
+        <w:rPr>
+          <w:color w:val="auto"/>
+          <w:sz w:val="24"/>
+          <w:szCs w:val="24"/>
+        </w:rPr>
+        <w:t xml:space="preserve"> по 31.</w:t>
+      </w:r>
+      <w:r>
+        <w:rPr>
+          <w:color w:val="auto"/>
+          <w:sz w:val="24"/>
+          <w:szCs w:val="24"/>
+        </w:rPr>
+        <w:t>07</w:t>
+      </w:r>
+      <w:r>
+        <w:rPr>
+          <w:color w:val="auto"/>
+          <w:sz w:val="24"/>
+          <w:szCs w:val="24"/>
+        </w:rPr>
+        <w:t>.202</w:t>
+      </w:r>
+      <w:r>
+        <w:rPr>
+          <w:color w:val="auto"/>
+          <w:sz w:val="24"/>
+          <w:szCs w:val="24"/>
+        </w:rPr>
+        <w:t>6</w:t>
+      </w:r>
+      <w:r>
+        <w:rPr>
+          <w:color w:val="auto"/>
+          <w:sz w:val="24"/>
+          <w:szCs w:val="24"/>
+        </w:rPr>
+        <w:t xml:space="preserve"> года.</w:t>
       </w:r>
     </w:p>
     <w:p>
